--- a/L4_TP_Gonța Marius_SI-263.docx
+++ b/L4_TP_Gonța Marius_SI-263.docx
@@ -654,6 +654,14 @@
           <w:szCs w:val="28"/>
           <w:lang w:val="ro-RO"/>
         </w:rPr>
+        <w:t xml:space="preserve">Capitol 1 : </w:t>
+      </w:r>
+      <w:r>
+        <w:rPr>
+          <w:sz w:val="28"/>
+          <w:szCs w:val="28"/>
+          <w:lang w:val="ro-RO"/>
+        </w:rPr>
         <w:t>Realizarea Codedexului pentru inițializarea in phyton.</w:t>
       </w:r>
     </w:p>
@@ -666,6 +674,14 @@
           <w:lang w:val="ro-RO"/>
         </w:rPr>
       </w:pPr>
+      <w:r>
+        <w:rPr>
+          <w:sz w:val="28"/>
+          <w:szCs w:val="28"/>
+          <w:lang w:val="ro-RO"/>
+        </w:rPr>
+        <w:t xml:space="preserve">Capitol 2 : </w:t>
+      </w:r>
       <w:r>
         <w:rPr>
           <w:sz w:val="28"/>
@@ -737,59 +753,18 @@
       <w:pPr>
         <w:spacing w:line="360" w:lineRule="auto"/>
         <w:rPr>
-          <w:sz w:val="28"/>
-          <w:szCs w:val="28"/>
-          <w:lang w:val="ro-RO"/>
-        </w:rPr>
-      </w:pPr>
-    </w:p>
-    <w:p>
-      <w:pPr>
-        <w:spacing w:line="360" w:lineRule="auto"/>
-        <w:rPr>
           <w:b/>
           <w:bCs/>
-          <w:sz w:val="52"/>
-          <w:szCs w:val="52"/>
-          <w:lang w:val="ro-RO"/>
-        </w:rPr>
-      </w:pPr>
-      <w:r>
-        <w:rPr>
-          <w:b/>
-          <w:bCs/>
-          <w:sz w:val="52"/>
-          <w:szCs w:val="52"/>
-          <w:lang w:val="ro-RO"/>
-        </w:rPr>
-        <w:t xml:space="preserve">                              </w:t>
-      </w:r>
-      <w:r>
-        <w:rPr>
-          <w:b/>
-          <w:bCs/>
-          <w:sz w:val="52"/>
-          <w:szCs w:val="52"/>
-          <w:lang w:val="ro-RO"/>
-        </w:rPr>
-        <w:t>Codedex</w:t>
-      </w:r>
+          <w:sz w:val="28"/>
+          <w:szCs w:val="28"/>
+          <w:lang w:val="ro-RO"/>
+        </w:rPr>
+      </w:pPr>
     </w:p>
     <w:p>
       <w:pPr>
         <w:spacing w:line="360" w:lineRule="auto"/>
-        <w:rPr>
-          <w:b/>
-          <w:bCs/>
-          <w:sz w:val="28"/>
-          <w:szCs w:val="28"/>
-          <w:lang w:val="ro-RO"/>
-        </w:rPr>
-      </w:pPr>
-    </w:p>
-    <w:p>
-      <w:pPr>
-        <w:spacing w:line="360" w:lineRule="auto"/>
+        <w:jc w:val="center"/>
         <w:rPr>
           <w:b/>
           <w:bCs/>
@@ -860,6 +835,7 @@
     <w:p>
       <w:pPr>
         <w:spacing w:line="360" w:lineRule="auto"/>
+        <w:jc w:val="center"/>
         <w:rPr>
           <w:sz w:val="28"/>
           <w:szCs w:val="28"/>
@@ -888,12 +864,29 @@
           <w:szCs w:val="28"/>
           <w:lang w:val="ro-RO"/>
         </w:rPr>
-        <w:t>1.1 Setting Up</w:t>
+        <w:t>1</w:t>
+      </w:r>
+      <w:r>
+        <w:rPr>
+          <w:sz w:val="28"/>
+          <w:szCs w:val="28"/>
+          <w:lang w:val="ro-RO"/>
+        </w:rPr>
+        <w:t xml:space="preserve"> -</w:t>
+      </w:r>
+      <w:r>
+        <w:rPr>
+          <w:sz w:val="28"/>
+          <w:szCs w:val="28"/>
+          <w:lang w:val="ro-RO"/>
+        </w:rPr>
+        <w:t xml:space="preserve"> Setting Up</w:t>
       </w:r>
     </w:p>
     <w:p>
       <w:pPr>
         <w:spacing w:line="360" w:lineRule="auto"/>
+        <w:jc w:val="center"/>
         <w:rPr>
           <w:b/>
           <w:bCs/>
@@ -964,6 +957,7 @@
     <w:p>
       <w:pPr>
         <w:spacing w:after="160" w:line="259" w:lineRule="auto"/>
+        <w:jc w:val="center"/>
         <w:rPr>
           <w:lang w:val="ro-RO"/>
         </w:rPr>
@@ -978,18 +972,31 @@
         <w:rPr>
           <w:lang w:val="ro-RO"/>
         </w:rPr>
-        <w:t>1.</w:t>
-      </w:r>
-      <w:r>
-        <w:rPr>
-          <w:lang w:val="ro-RO"/>
-        </w:rPr>
-        <w:t>1.2 Hello World</w:t>
-      </w:r>
-    </w:p>
-    <w:p>
-      <w:pPr>
-        <w:spacing w:after="160" w:line="259" w:lineRule="auto"/>
+        <w:t>1</w:t>
+      </w:r>
+      <w:r>
+        <w:rPr>
+          <w:lang w:val="ro-RO"/>
+        </w:rPr>
+        <w:t xml:space="preserve">.2 </w:t>
+      </w:r>
+      <w:r>
+        <w:rPr>
+          <w:lang w:val="ro-RO"/>
+        </w:rPr>
+        <w:t xml:space="preserve">- </w:t>
+      </w:r>
+      <w:r>
+        <w:rPr>
+          <w:lang w:val="ro-RO"/>
+        </w:rPr>
+        <w:t>Hello World</w:t>
+      </w:r>
+    </w:p>
+    <w:p>
+      <w:pPr>
+        <w:spacing w:after="160" w:line="259" w:lineRule="auto"/>
+        <w:jc w:val="center"/>
         <w:rPr>
           <w:lang w:val="ro-RO"/>
         </w:rPr>
@@ -1053,6 +1060,7 @@
     <w:p>
       <w:pPr>
         <w:spacing w:after="160" w:line="259" w:lineRule="auto"/>
+        <w:jc w:val="center"/>
         <w:rPr>
           <w:lang w:val="ro-RO"/>
         </w:rPr>
@@ -1067,18 +1075,31 @@
         <w:rPr>
           <w:lang w:val="ro-RO"/>
         </w:rPr>
-        <w:t>1.</w:t>
-      </w:r>
-      <w:r>
-        <w:rPr>
-          <w:lang w:val="ro-RO"/>
-        </w:rPr>
-        <w:t>1.3 Pattern</w:t>
-      </w:r>
-    </w:p>
-    <w:p>
-      <w:pPr>
-        <w:spacing w:after="160" w:line="259" w:lineRule="auto"/>
+        <w:t>1</w:t>
+      </w:r>
+      <w:r>
+        <w:rPr>
+          <w:lang w:val="ro-RO"/>
+        </w:rPr>
+        <w:t>.3</w:t>
+      </w:r>
+      <w:r>
+        <w:rPr>
+          <w:lang w:val="ro-RO"/>
+        </w:rPr>
+        <w:t xml:space="preserve"> -</w:t>
+      </w:r>
+      <w:r>
+        <w:rPr>
+          <w:lang w:val="ro-RO"/>
+        </w:rPr>
+        <w:t xml:space="preserve"> Pattern</w:t>
+      </w:r>
+    </w:p>
+    <w:p>
+      <w:pPr>
+        <w:spacing w:after="160" w:line="259" w:lineRule="auto"/>
+        <w:jc w:val="center"/>
         <w:rPr>
           <w:lang w:val="ro-RO"/>
         </w:rPr>
@@ -1089,7 +1110,7 @@
           <w:lang w:val="ro-RO"/>
         </w:rPr>
         <w:drawing>
-          <wp:inline distT="0" distB="0" distL="0" distR="0" wp14:anchorId="1E606B54" wp14:editId="488C65E4">
+          <wp:inline distT="0" distB="0" distL="0" distR="0" wp14:anchorId="1E606B54" wp14:editId="7D847BD9">
             <wp:extent cx="6678930" cy="3752850"/>
             <wp:effectExtent l="0" t="0" r="7620" b="0"/>
             <wp:docPr id="641498628" name="Picture 4"/>
@@ -1141,6 +1162,7 @@
     <w:p>
       <w:pPr>
         <w:spacing w:after="160" w:line="259" w:lineRule="auto"/>
+        <w:jc w:val="center"/>
         <w:rPr>
           <w:lang w:val="ro-RO"/>
         </w:rPr>
@@ -1161,36 +1183,52 @@
         <w:rPr>
           <w:lang w:val="ro-RO"/>
         </w:rPr>
-        <w:t>1.4 Initials</w:t>
-      </w:r>
-    </w:p>
-    <w:p>
-      <w:pPr>
-        <w:spacing w:after="160" w:line="259" w:lineRule="auto"/>
-        <w:rPr>
-          <w:lang w:val="ro-RO"/>
-        </w:rPr>
-      </w:pPr>
-    </w:p>
-    <w:p>
-      <w:pPr>
-        <w:spacing w:after="160" w:line="259" w:lineRule="auto"/>
-        <w:rPr>
-          <w:lang w:val="ro-RO"/>
-        </w:rPr>
-      </w:pPr>
-    </w:p>
-    <w:p>
-      <w:pPr>
-        <w:spacing w:after="160" w:line="259" w:lineRule="auto"/>
-        <w:rPr>
-          <w:lang w:val="ro-RO"/>
-        </w:rPr>
-      </w:pPr>
-    </w:p>
-    <w:p>
-      <w:pPr>
-        <w:spacing w:after="160" w:line="259" w:lineRule="auto"/>
+        <w:t>4</w:t>
+      </w:r>
+      <w:r>
+        <w:rPr>
+          <w:lang w:val="ro-RO"/>
+        </w:rPr>
+        <w:t xml:space="preserve"> -</w:t>
+      </w:r>
+      <w:r>
+        <w:rPr>
+          <w:lang w:val="ro-RO"/>
+        </w:rPr>
+        <w:t xml:space="preserve"> Initials</w:t>
+      </w:r>
+    </w:p>
+    <w:p>
+      <w:pPr>
+        <w:spacing w:after="160" w:line="259" w:lineRule="auto"/>
+        <w:jc w:val="center"/>
+        <w:rPr>
+          <w:lang w:val="ro-RO"/>
+        </w:rPr>
+      </w:pPr>
+    </w:p>
+    <w:p>
+      <w:pPr>
+        <w:spacing w:after="160" w:line="259" w:lineRule="auto"/>
+        <w:jc w:val="center"/>
+        <w:rPr>
+          <w:lang w:val="ro-RO"/>
+        </w:rPr>
+      </w:pPr>
+    </w:p>
+    <w:p>
+      <w:pPr>
+        <w:spacing w:after="160" w:line="259" w:lineRule="auto"/>
+        <w:jc w:val="center"/>
+        <w:rPr>
+          <w:lang w:val="ro-RO"/>
+        </w:rPr>
+      </w:pPr>
+    </w:p>
+    <w:p>
+      <w:pPr>
+        <w:spacing w:after="160" w:line="259" w:lineRule="auto"/>
+        <w:jc w:val="center"/>
         <w:rPr>
           <w:lang w:val="ro-RO"/>
         </w:rPr>
@@ -1202,7 +1240,7 @@
         </w:rPr>
         <w:lastRenderedPageBreak/>
         <w:drawing>
-          <wp:inline distT="0" distB="0" distL="0" distR="0" wp14:anchorId="3F6DC5EE" wp14:editId="43DB20F6">
+          <wp:inline distT="0" distB="0" distL="0" distR="0" wp14:anchorId="3F6DC5EE" wp14:editId="219F7627">
             <wp:extent cx="6678930" cy="3752850"/>
             <wp:effectExtent l="0" t="0" r="7620" b="0"/>
             <wp:docPr id="2009962575" name="Picture 5"/>
@@ -1254,6 +1292,7 @@
     <w:p>
       <w:pPr>
         <w:spacing w:after="160" w:line="259" w:lineRule="auto"/>
+        <w:jc w:val="center"/>
         <w:rPr>
           <w:lang w:val="ro-RO"/>
         </w:rPr>
@@ -1268,18 +1307,31 @@
         <w:rPr>
           <w:lang w:val="ro-RO"/>
         </w:rPr>
-        <w:t>1.</w:t>
-      </w:r>
-      <w:r>
-        <w:rPr>
-          <w:lang w:val="ro-RO"/>
-        </w:rPr>
-        <w:t>1.5 Snail Mail</w:t>
-      </w:r>
-    </w:p>
-    <w:p>
-      <w:pPr>
-        <w:spacing w:after="160" w:line="259" w:lineRule="auto"/>
+        <w:t>1</w:t>
+      </w:r>
+      <w:r>
+        <w:rPr>
+          <w:lang w:val="ro-RO"/>
+        </w:rPr>
+        <w:t xml:space="preserve">.5 </w:t>
+      </w:r>
+      <w:r>
+        <w:rPr>
+          <w:lang w:val="ro-RO"/>
+        </w:rPr>
+        <w:t xml:space="preserve">- </w:t>
+      </w:r>
+      <w:r>
+        <w:rPr>
+          <w:lang w:val="ro-RO"/>
+        </w:rPr>
+        <w:t>Snail Mail</w:t>
+      </w:r>
+    </w:p>
+    <w:p>
+      <w:pPr>
+        <w:spacing w:after="160" w:line="259" w:lineRule="auto"/>
+        <w:jc w:val="center"/>
         <w:rPr>
           <w:lang w:val="ro-RO"/>
         </w:rPr>
@@ -1290,7 +1342,7 @@
           <w:lang w:val="ro-RO"/>
         </w:rPr>
         <w:drawing>
-          <wp:inline distT="0" distB="0" distL="0" distR="0" wp14:anchorId="1A0C068D" wp14:editId="71DCEF74">
+          <wp:inline distT="0" distB="0" distL="0" distR="0" wp14:anchorId="1A0C068D" wp14:editId="335A1334">
             <wp:extent cx="6678930" cy="3752850"/>
             <wp:effectExtent l="0" t="0" r="7620" b="0"/>
             <wp:docPr id="609342137" name="Picture 6"/>
@@ -1342,6 +1394,7 @@
     <w:p>
       <w:pPr>
         <w:spacing w:after="160" w:line="259" w:lineRule="auto"/>
+        <w:jc w:val="center"/>
         <w:rPr>
           <w:lang w:val="ro-RO"/>
         </w:rPr>
@@ -1356,19 +1409,13 @@
         <w:rPr>
           <w:lang w:val="ro-RO"/>
         </w:rPr>
-        <w:t>1.</w:t>
-      </w:r>
-      <w:r>
-        <w:rPr>
-          <w:lang w:val="ro-RO"/>
-        </w:rPr>
-        <w:t>2.</w:t>
-      </w:r>
-      <w:r>
-        <w:rPr>
-          <w:lang w:val="ro-RO"/>
-        </w:rPr>
-        <w:t>2</w:t>
+        <w:t>1</w:t>
+      </w:r>
+      <w:r>
+        <w:rPr>
+          <w:lang w:val="ro-RO"/>
+        </w:rPr>
+        <w:t>.6 -</w:t>
       </w:r>
       <w:r>
         <w:rPr>
@@ -1380,14 +1427,16 @@
     <w:p>
       <w:pPr>
         <w:spacing w:after="160" w:line="259" w:lineRule="auto"/>
-        <w:rPr>
-          <w:lang w:val="ro-RO"/>
-        </w:rPr>
-      </w:pPr>
-    </w:p>
-    <w:p>
-      <w:pPr>
-        <w:spacing w:after="160" w:line="259" w:lineRule="auto"/>
+        <w:jc w:val="center"/>
+        <w:rPr>
+          <w:lang w:val="ro-RO"/>
+        </w:rPr>
+      </w:pPr>
+    </w:p>
+    <w:p>
+      <w:pPr>
+        <w:spacing w:after="160" w:line="259" w:lineRule="auto"/>
+        <w:jc w:val="center"/>
         <w:rPr>
           <w:lang w:val="ro-RO"/>
         </w:rPr>
@@ -1399,7 +1448,7 @@
         </w:rPr>
         <w:lastRenderedPageBreak/>
         <w:drawing>
-          <wp:inline distT="0" distB="0" distL="0" distR="0" wp14:anchorId="5124E4A0" wp14:editId="0DF7AE0D">
+          <wp:inline distT="0" distB="0" distL="0" distR="0" wp14:anchorId="5124E4A0" wp14:editId="67D6B7E7">
             <wp:extent cx="6678930" cy="3752850"/>
             <wp:effectExtent l="0" t="0" r="7620" b="0"/>
             <wp:docPr id="174179554" name="Picture 7"/>
@@ -1451,6 +1500,7 @@
     <w:p>
       <w:pPr>
         <w:spacing w:after="160" w:line="259" w:lineRule="auto"/>
+        <w:jc w:val="center"/>
         <w:rPr>
           <w:lang w:val="ro-RO"/>
         </w:rPr>
@@ -1465,30 +1515,31 @@
         <w:rPr>
           <w:lang w:val="ro-RO"/>
         </w:rPr>
-        <w:t>1.</w:t>
-      </w:r>
-      <w:r>
-        <w:rPr>
-          <w:lang w:val="ro-RO"/>
-        </w:rPr>
-        <w:t>2.</w:t>
-      </w:r>
-      <w:r>
-        <w:rPr>
-          <w:lang w:val="ro-RO"/>
-        </w:rPr>
-        <w:t>3</w:t>
-      </w:r>
-      <w:r>
-        <w:rPr>
-          <w:lang w:val="ro-RO"/>
-        </w:rPr>
-        <w:t xml:space="preserve"> BMI</w:t>
-      </w:r>
-    </w:p>
-    <w:p>
-      <w:pPr>
-        <w:spacing w:after="160" w:line="259" w:lineRule="auto"/>
+        <w:t>1</w:t>
+      </w:r>
+      <w:r>
+        <w:rPr>
+          <w:lang w:val="ro-RO"/>
+        </w:rPr>
+        <w:t>.</w:t>
+      </w:r>
+      <w:r>
+        <w:rPr>
+          <w:lang w:val="ro-RO"/>
+        </w:rPr>
+        <w:t xml:space="preserve">7 - </w:t>
+      </w:r>
+      <w:r>
+        <w:rPr>
+          <w:lang w:val="ro-RO"/>
+        </w:rPr>
+        <w:t>BMI</w:t>
+      </w:r>
+    </w:p>
+    <w:p>
+      <w:pPr>
+        <w:spacing w:after="160" w:line="259" w:lineRule="auto"/>
+        <w:jc w:val="center"/>
         <w:rPr>
           <w:lang w:val="ro-RO"/>
         </w:rPr>
@@ -1499,7 +1550,7 @@
           <w:lang w:val="ro-RO"/>
         </w:rPr>
         <w:drawing>
-          <wp:inline distT="0" distB="0" distL="0" distR="0" wp14:anchorId="347FF80C" wp14:editId="2B7A4D64">
+          <wp:inline distT="0" distB="0" distL="0" distR="0" wp14:anchorId="347FF80C" wp14:editId="10C16F47">
             <wp:extent cx="6678930" cy="3752850"/>
             <wp:effectExtent l="0" t="0" r="7620" b="0"/>
             <wp:docPr id="1875995176" name="Picture 8"/>
@@ -1551,6 +1602,7 @@
     <w:p>
       <w:pPr>
         <w:spacing w:after="160" w:line="259" w:lineRule="auto"/>
+        <w:jc w:val="center"/>
         <w:rPr>
           <w:lang w:val="ro-RO"/>
         </w:rPr>
@@ -1571,13 +1623,7 @@
         <w:rPr>
           <w:lang w:val="ro-RO"/>
         </w:rPr>
-        <w:t>2.</w:t>
-      </w:r>
-      <w:r>
-        <w:rPr>
-          <w:lang w:val="ro-RO"/>
-        </w:rPr>
-        <w:t>4</w:t>
+        <w:t>8 -</w:t>
       </w:r>
       <w:r>
         <w:rPr>
@@ -1589,14 +1635,16 @@
     <w:p>
       <w:pPr>
         <w:spacing w:after="160" w:line="259" w:lineRule="auto"/>
-        <w:rPr>
-          <w:lang w:val="ro-RO"/>
-        </w:rPr>
-      </w:pPr>
-    </w:p>
-    <w:p>
-      <w:pPr>
-        <w:spacing w:after="160" w:line="259" w:lineRule="auto"/>
+        <w:jc w:val="center"/>
+        <w:rPr>
+          <w:lang w:val="ro-RO"/>
+        </w:rPr>
+      </w:pPr>
+    </w:p>
+    <w:p>
+      <w:pPr>
+        <w:spacing w:after="160" w:line="259" w:lineRule="auto"/>
+        <w:jc w:val="center"/>
         <w:rPr>
           <w:lang w:val="ro-RO"/>
         </w:rPr>
@@ -1608,7 +1656,7 @@
         </w:rPr>
         <w:lastRenderedPageBreak/>
         <w:drawing>
-          <wp:inline distT="0" distB="0" distL="0" distR="0" wp14:anchorId="7E26E606" wp14:editId="3DDEE815">
+          <wp:inline distT="0" distB="0" distL="0" distR="0" wp14:anchorId="7E26E606" wp14:editId="570FB5E1">
             <wp:extent cx="6678930" cy="3752850"/>
             <wp:effectExtent l="0" t="0" r="7620" b="0"/>
             <wp:docPr id="1203065087" name="Picture 9"/>
@@ -1660,6 +1708,7 @@
     <w:p>
       <w:pPr>
         <w:spacing w:after="160" w:line="259" w:lineRule="auto"/>
+        <w:jc w:val="center"/>
         <w:rPr>
           <w:lang w:val="ro-RO"/>
         </w:rPr>
@@ -1674,19 +1723,19 @@
         <w:rPr>
           <w:lang w:val="ro-RO"/>
         </w:rPr>
-        <w:t>1.</w:t>
-      </w:r>
-      <w:r>
-        <w:rPr>
-          <w:lang w:val="ro-RO"/>
-        </w:rPr>
-        <w:t>2.</w:t>
-      </w:r>
-      <w:r>
-        <w:rPr>
-          <w:lang w:val="ro-RO"/>
-        </w:rPr>
-        <w:t>5</w:t>
+        <w:t>1</w:t>
+      </w:r>
+      <w:r>
+        <w:rPr>
+          <w:lang w:val="ro-RO"/>
+        </w:rPr>
+        <w:t>.</w:t>
+      </w:r>
+      <w:r>
+        <w:rPr>
+          <w:lang w:val="ro-RO"/>
+        </w:rPr>
+        <w:t>9 -</w:t>
       </w:r>
       <w:r>
         <w:rPr>
@@ -1698,15 +1747,6 @@
     <w:p>
       <w:pPr>
         <w:spacing w:after="160" w:line="259" w:lineRule="auto"/>
-        <w:rPr>
-          <w:lang w:val="ro-RO"/>
-        </w:rPr>
-      </w:pPr>
-    </w:p>
-    <w:p>
-      <w:pPr>
-        <w:spacing w:after="160" w:line="259" w:lineRule="auto"/>
-        <w:jc w:val="center"/>
         <w:rPr>
           <w:b/>
           <w:bCs/>
@@ -1715,20 +1755,11 @@
           <w:lang w:val="ro-RO"/>
         </w:rPr>
       </w:pPr>
-      <w:r>
-        <w:rPr>
-          <w:b/>
-          <w:bCs/>
-          <w:sz w:val="40"/>
-          <w:szCs w:val="40"/>
-          <w:lang w:val="ro-RO"/>
-        </w:rPr>
-        <w:t>learnphyton</w:t>
-      </w:r>
-    </w:p>
-    <w:p>
-      <w:pPr>
-        <w:spacing w:after="160" w:line="259" w:lineRule="auto"/>
+    </w:p>
+    <w:p>
+      <w:pPr>
+        <w:spacing w:after="160" w:line="259" w:lineRule="auto"/>
+        <w:jc w:val="center"/>
         <w:rPr>
           <w:lang w:val="ro-RO"/>
         </w:rPr>
@@ -1791,20 +1822,34 @@
     <w:p>
       <w:pPr>
         <w:spacing w:after="160" w:line="259" w:lineRule="auto"/>
-        <w:rPr>
-          <w:lang w:val="ro-RO"/>
-        </w:rPr>
-      </w:pPr>
-      <w:r>
-        <w:rPr>
-          <w:lang w:val="ro-RO"/>
-        </w:rPr>
-        <w:t>Figura 2.1.1 Hello World</w:t>
-      </w:r>
-    </w:p>
-    <w:p>
-      <w:pPr>
-        <w:spacing w:after="160" w:line="259" w:lineRule="auto"/>
+        <w:jc w:val="center"/>
+        <w:rPr>
+          <w:lang w:val="ro-RO"/>
+        </w:rPr>
+      </w:pPr>
+      <w:r>
+        <w:rPr>
+          <w:lang w:val="ro-RO"/>
+        </w:rPr>
+        <w:t>Figura 2.1.1</w:t>
+      </w:r>
+      <w:r>
+        <w:rPr>
+          <w:lang w:val="ro-RO"/>
+        </w:rPr>
+        <w:t xml:space="preserve"> -</w:t>
+      </w:r>
+      <w:r>
+        <w:rPr>
+          <w:lang w:val="ro-RO"/>
+        </w:rPr>
+        <w:t xml:space="preserve"> Hello World</w:t>
+      </w:r>
+    </w:p>
+    <w:p>
+      <w:pPr>
+        <w:spacing w:after="160" w:line="259" w:lineRule="auto"/>
+        <w:jc w:val="center"/>
         <w:rPr>
           <w:lang w:val="ro-RO"/>
         </w:rPr>
@@ -1868,20 +1913,34 @@
     <w:p>
       <w:pPr>
         <w:spacing w:after="160" w:line="259" w:lineRule="auto"/>
-        <w:rPr>
-          <w:lang w:val="ro-RO"/>
-        </w:rPr>
-      </w:pPr>
-      <w:r>
-        <w:rPr>
-          <w:lang w:val="ro-RO"/>
-        </w:rPr>
-        <w:t>Figura 2.1.2 Variables and Types</w:t>
-      </w:r>
-    </w:p>
-    <w:p>
-      <w:pPr>
-        <w:spacing w:after="160" w:line="259" w:lineRule="auto"/>
+        <w:jc w:val="center"/>
+        <w:rPr>
+          <w:lang w:val="ro-RO"/>
+        </w:rPr>
+      </w:pPr>
+      <w:r>
+        <w:rPr>
+          <w:lang w:val="ro-RO"/>
+        </w:rPr>
+        <w:t>Figura 2.1.2</w:t>
+      </w:r>
+      <w:r>
+        <w:rPr>
+          <w:lang w:val="ro-RO"/>
+        </w:rPr>
+        <w:t xml:space="preserve"> -</w:t>
+      </w:r>
+      <w:r>
+        <w:rPr>
+          <w:lang w:val="ro-RO"/>
+        </w:rPr>
+        <w:t xml:space="preserve"> Variables and Types</w:t>
+      </w:r>
+    </w:p>
+    <w:p>
+      <w:pPr>
+        <w:spacing w:after="160" w:line="259" w:lineRule="auto"/>
+        <w:jc w:val="center"/>
         <w:rPr>
           <w:lang w:val="ro-RO"/>
         </w:rPr>
@@ -1944,20 +2003,34 @@
     <w:p>
       <w:pPr>
         <w:spacing w:after="160" w:line="259" w:lineRule="auto"/>
-        <w:rPr>
-          <w:lang w:val="ro-RO"/>
-        </w:rPr>
-      </w:pPr>
-      <w:r>
-        <w:rPr>
-          <w:lang w:val="ro-RO"/>
-        </w:rPr>
-        <w:t>Figura 2.1.3 Lists</w:t>
-      </w:r>
-    </w:p>
-    <w:p>
-      <w:pPr>
-        <w:spacing w:after="160" w:line="259" w:lineRule="auto"/>
+        <w:jc w:val="center"/>
+        <w:rPr>
+          <w:lang w:val="ro-RO"/>
+        </w:rPr>
+      </w:pPr>
+      <w:r>
+        <w:rPr>
+          <w:lang w:val="ro-RO"/>
+        </w:rPr>
+        <w:t>Figura 2.1.3</w:t>
+      </w:r>
+      <w:r>
+        <w:rPr>
+          <w:lang w:val="ro-RO"/>
+        </w:rPr>
+        <w:t xml:space="preserve"> -</w:t>
+      </w:r>
+      <w:r>
+        <w:rPr>
+          <w:lang w:val="ro-RO"/>
+        </w:rPr>
+        <w:t xml:space="preserve"> Lists</w:t>
+      </w:r>
+    </w:p>
+    <w:p>
+      <w:pPr>
+        <w:spacing w:after="160" w:line="259" w:lineRule="auto"/>
+        <w:jc w:val="center"/>
         <w:rPr>
           <w:lang w:val="ro-RO"/>
         </w:rPr>
@@ -2021,20 +2094,34 @@
     <w:p>
       <w:pPr>
         <w:spacing w:after="160" w:line="259" w:lineRule="auto"/>
-        <w:rPr>
-          <w:lang w:val="ro-RO"/>
-        </w:rPr>
-      </w:pPr>
-      <w:r>
-        <w:rPr>
-          <w:lang w:val="ro-RO"/>
-        </w:rPr>
-        <w:t>Figura 2.1.4 Basic Operators</w:t>
-      </w:r>
-    </w:p>
-    <w:p>
-      <w:pPr>
-        <w:spacing w:after="160" w:line="259" w:lineRule="auto"/>
+        <w:jc w:val="center"/>
+        <w:rPr>
+          <w:lang w:val="ro-RO"/>
+        </w:rPr>
+      </w:pPr>
+      <w:r>
+        <w:rPr>
+          <w:lang w:val="ro-RO"/>
+        </w:rPr>
+        <w:t>Figura 2.1.4</w:t>
+      </w:r>
+      <w:r>
+        <w:rPr>
+          <w:lang w:val="ro-RO"/>
+        </w:rPr>
+        <w:t xml:space="preserve"> -</w:t>
+      </w:r>
+      <w:r>
+        <w:rPr>
+          <w:lang w:val="ro-RO"/>
+        </w:rPr>
+        <w:t xml:space="preserve"> Basic Operators</w:t>
+      </w:r>
+    </w:p>
+    <w:p>
+      <w:pPr>
+        <w:spacing w:after="160" w:line="259" w:lineRule="auto"/>
+        <w:jc w:val="center"/>
         <w:rPr>
           <w:lang w:val="ro-RO"/>
         </w:rPr>
@@ -2097,28 +2184,43 @@
     <w:p>
       <w:pPr>
         <w:spacing w:after="160" w:line="259" w:lineRule="auto"/>
-        <w:rPr>
-          <w:lang w:val="ro-RO"/>
-        </w:rPr>
-      </w:pPr>
-    </w:p>
-    <w:p>
-      <w:pPr>
-        <w:spacing w:after="160" w:line="259" w:lineRule="auto"/>
-        <w:rPr>
-          <w:lang w:val="ro-RO"/>
-        </w:rPr>
-      </w:pPr>
-      <w:r>
-        <w:rPr>
-          <w:lang w:val="ro-RO"/>
-        </w:rPr>
-        <w:t>Figura 2.1.5 String Formatting</w:t>
-      </w:r>
-    </w:p>
-    <w:p>
-      <w:pPr>
-        <w:spacing w:after="160" w:line="259" w:lineRule="auto"/>
+        <w:jc w:val="center"/>
+        <w:rPr>
+          <w:lang w:val="ro-RO"/>
+        </w:rPr>
+      </w:pPr>
+    </w:p>
+    <w:p>
+      <w:pPr>
+        <w:spacing w:after="160" w:line="259" w:lineRule="auto"/>
+        <w:jc w:val="center"/>
+        <w:rPr>
+          <w:lang w:val="ro-RO"/>
+        </w:rPr>
+      </w:pPr>
+      <w:r>
+        <w:rPr>
+          <w:lang w:val="ro-RO"/>
+        </w:rPr>
+        <w:t>Figura 2.1.5</w:t>
+      </w:r>
+      <w:r>
+        <w:rPr>
+          <w:lang w:val="ro-RO"/>
+        </w:rPr>
+        <w:t xml:space="preserve"> -</w:t>
+      </w:r>
+      <w:r>
+        <w:rPr>
+          <w:lang w:val="ro-RO"/>
+        </w:rPr>
+        <w:t xml:space="preserve"> String Formatting</w:t>
+      </w:r>
+    </w:p>
+    <w:p>
+      <w:pPr>
+        <w:spacing w:after="160" w:line="259" w:lineRule="auto"/>
+        <w:jc w:val="center"/>
         <w:rPr>
           <w:lang w:val="ro-RO"/>
         </w:rPr>
@@ -2182,20 +2284,34 @@
     <w:p>
       <w:pPr>
         <w:spacing w:after="160" w:line="259" w:lineRule="auto"/>
-        <w:rPr>
-          <w:lang w:val="ro-RO"/>
-        </w:rPr>
-      </w:pPr>
-      <w:r>
-        <w:rPr>
-          <w:lang w:val="ro-RO"/>
-        </w:rPr>
-        <w:t>Figura 2.1.6 Basic String Operations</w:t>
-      </w:r>
-    </w:p>
-    <w:p>
-      <w:pPr>
-        <w:spacing w:after="160" w:line="259" w:lineRule="auto"/>
+        <w:jc w:val="center"/>
+        <w:rPr>
+          <w:lang w:val="ro-RO"/>
+        </w:rPr>
+      </w:pPr>
+      <w:r>
+        <w:rPr>
+          <w:lang w:val="ro-RO"/>
+        </w:rPr>
+        <w:t>Figura 2.1.6</w:t>
+      </w:r>
+      <w:r>
+        <w:rPr>
+          <w:lang w:val="ro-RO"/>
+        </w:rPr>
+        <w:t xml:space="preserve"> -</w:t>
+      </w:r>
+      <w:r>
+        <w:rPr>
+          <w:lang w:val="ro-RO"/>
+        </w:rPr>
+        <w:t xml:space="preserve"> Basic String Operations</w:t>
+      </w:r>
+    </w:p>
+    <w:p>
+      <w:pPr>
+        <w:spacing w:after="160" w:line="259" w:lineRule="auto"/>
+        <w:jc w:val="center"/>
         <w:rPr>
           <w:lang w:val="ro-RO"/>
         </w:rPr>
@@ -2258,44 +2374,61 @@
     <w:p>
       <w:pPr>
         <w:spacing w:after="160" w:line="259" w:lineRule="auto"/>
-        <w:rPr>
-          <w:lang w:val="ro-RO"/>
-        </w:rPr>
-      </w:pPr>
-      <w:r>
-        <w:rPr>
-          <w:lang w:val="ro-RO"/>
-        </w:rPr>
-        <w:t>Figura 2.1.7 Conditions</w:t>
-      </w:r>
-    </w:p>
-    <w:p>
-      <w:pPr>
-        <w:spacing w:after="160" w:line="259" w:lineRule="auto"/>
-        <w:rPr>
-          <w:lang w:val="ro-RO"/>
-        </w:rPr>
-      </w:pPr>
-    </w:p>
-    <w:p>
-      <w:pPr>
-        <w:spacing w:after="160" w:line="259" w:lineRule="auto"/>
-        <w:rPr>
-          <w:lang w:val="ro-RO"/>
-        </w:rPr>
-      </w:pPr>
-    </w:p>
-    <w:p>
-      <w:pPr>
-        <w:spacing w:after="160" w:line="259" w:lineRule="auto"/>
-        <w:rPr>
-          <w:lang w:val="ro-RO"/>
-        </w:rPr>
-      </w:pPr>
-    </w:p>
-    <w:p>
-      <w:pPr>
-        <w:spacing w:after="160" w:line="259" w:lineRule="auto"/>
+        <w:jc w:val="center"/>
+        <w:rPr>
+          <w:lang w:val="ro-RO"/>
+        </w:rPr>
+      </w:pPr>
+      <w:r>
+        <w:rPr>
+          <w:lang w:val="ro-RO"/>
+        </w:rPr>
+        <w:t>Figura 2.1.7</w:t>
+      </w:r>
+      <w:r>
+        <w:rPr>
+          <w:lang w:val="ro-RO"/>
+        </w:rPr>
+        <w:t xml:space="preserve"> -</w:t>
+      </w:r>
+      <w:r>
+        <w:rPr>
+          <w:lang w:val="ro-RO"/>
+        </w:rPr>
+        <w:t xml:space="preserve"> Conditions</w:t>
+      </w:r>
+    </w:p>
+    <w:p>
+      <w:pPr>
+        <w:spacing w:after="160" w:line="259" w:lineRule="auto"/>
+        <w:jc w:val="center"/>
+        <w:rPr>
+          <w:lang w:val="ro-RO"/>
+        </w:rPr>
+      </w:pPr>
+    </w:p>
+    <w:p>
+      <w:pPr>
+        <w:spacing w:after="160" w:line="259" w:lineRule="auto"/>
+        <w:jc w:val="center"/>
+        <w:rPr>
+          <w:lang w:val="ro-RO"/>
+        </w:rPr>
+      </w:pPr>
+    </w:p>
+    <w:p>
+      <w:pPr>
+        <w:spacing w:after="160" w:line="259" w:lineRule="auto"/>
+        <w:jc w:val="center"/>
+        <w:rPr>
+          <w:lang w:val="ro-RO"/>
+        </w:rPr>
+      </w:pPr>
+    </w:p>
+    <w:p>
+      <w:pPr>
+        <w:spacing w:after="160" w:line="259" w:lineRule="auto"/>
+        <w:jc w:val="center"/>
         <w:rPr>
           <w:lang w:val="ro-RO"/>
         </w:rPr>
@@ -2359,20 +2492,34 @@
     <w:p>
       <w:pPr>
         <w:spacing w:after="160" w:line="259" w:lineRule="auto"/>
-        <w:rPr>
-          <w:lang w:val="ro-RO"/>
-        </w:rPr>
-      </w:pPr>
-      <w:r>
-        <w:rPr>
-          <w:lang w:val="ro-RO"/>
-        </w:rPr>
-        <w:t>Figura 2.1.8 Loops</w:t>
-      </w:r>
-    </w:p>
-    <w:p>
-      <w:pPr>
-        <w:spacing w:after="160" w:line="259" w:lineRule="auto"/>
+        <w:jc w:val="center"/>
+        <w:rPr>
+          <w:lang w:val="ro-RO"/>
+        </w:rPr>
+      </w:pPr>
+      <w:r>
+        <w:rPr>
+          <w:lang w:val="ro-RO"/>
+        </w:rPr>
+        <w:t>Figura 2.1.8</w:t>
+      </w:r>
+      <w:r>
+        <w:rPr>
+          <w:lang w:val="ro-RO"/>
+        </w:rPr>
+        <w:t xml:space="preserve"> -</w:t>
+      </w:r>
+      <w:r>
+        <w:rPr>
+          <w:lang w:val="ro-RO"/>
+        </w:rPr>
+        <w:t xml:space="preserve"> Loops</w:t>
+      </w:r>
+    </w:p>
+    <w:p>
+      <w:pPr>
+        <w:spacing w:after="160" w:line="259" w:lineRule="auto"/>
+        <w:jc w:val="center"/>
         <w:rPr>
           <w:lang w:val="ro-RO"/>
         </w:rPr>
@@ -2435,36 +2582,52 @@
     <w:p>
       <w:pPr>
         <w:spacing w:after="160" w:line="259" w:lineRule="auto"/>
-        <w:rPr>
-          <w:lang w:val="ro-RO"/>
-        </w:rPr>
-      </w:pPr>
-      <w:r>
-        <w:rPr>
-          <w:lang w:val="ro-RO"/>
-        </w:rPr>
-        <w:t>Figura 2.1.9 Functions</w:t>
-      </w:r>
-    </w:p>
-    <w:p>
-      <w:pPr>
-        <w:spacing w:after="160" w:line="259" w:lineRule="auto"/>
-        <w:rPr>
-          <w:lang w:val="ro-RO"/>
-        </w:rPr>
-      </w:pPr>
-    </w:p>
-    <w:p>
-      <w:pPr>
-        <w:spacing w:after="160" w:line="259" w:lineRule="auto"/>
-        <w:rPr>
-          <w:lang w:val="ro-RO"/>
-        </w:rPr>
-      </w:pPr>
-    </w:p>
-    <w:p>
-      <w:pPr>
-        <w:spacing w:after="160" w:line="259" w:lineRule="auto"/>
+        <w:jc w:val="center"/>
+        <w:rPr>
+          <w:lang w:val="ro-RO"/>
+        </w:rPr>
+      </w:pPr>
+      <w:r>
+        <w:rPr>
+          <w:lang w:val="ro-RO"/>
+        </w:rPr>
+        <w:t>Figura 2.1.9</w:t>
+      </w:r>
+      <w:r>
+        <w:rPr>
+          <w:lang w:val="ro-RO"/>
+        </w:rPr>
+        <w:t xml:space="preserve"> -</w:t>
+      </w:r>
+      <w:r>
+        <w:rPr>
+          <w:lang w:val="ro-RO"/>
+        </w:rPr>
+        <w:t xml:space="preserve"> Functions</w:t>
+      </w:r>
+    </w:p>
+    <w:p>
+      <w:pPr>
+        <w:spacing w:after="160" w:line="259" w:lineRule="auto"/>
+        <w:jc w:val="center"/>
+        <w:rPr>
+          <w:lang w:val="ro-RO"/>
+        </w:rPr>
+      </w:pPr>
+    </w:p>
+    <w:p>
+      <w:pPr>
+        <w:spacing w:after="160" w:line="259" w:lineRule="auto"/>
+        <w:jc w:val="center"/>
+        <w:rPr>
+          <w:lang w:val="ro-RO"/>
+        </w:rPr>
+      </w:pPr>
+    </w:p>
+    <w:p>
+      <w:pPr>
+        <w:spacing w:after="160" w:line="259" w:lineRule="auto"/>
+        <w:jc w:val="center"/>
         <w:rPr>
           <w:lang w:val="ro-RO"/>
         </w:rPr>
@@ -2528,28 +2691,43 @@
     <w:p>
       <w:pPr>
         <w:spacing w:after="160" w:line="259" w:lineRule="auto"/>
-        <w:rPr>
-          <w:lang w:val="ro-RO"/>
-        </w:rPr>
-      </w:pPr>
-    </w:p>
-    <w:p>
-      <w:pPr>
-        <w:spacing w:after="160" w:line="259" w:lineRule="auto"/>
-        <w:rPr>
-          <w:lang w:val="ro-RO"/>
-        </w:rPr>
-      </w:pPr>
-      <w:r>
-        <w:rPr>
-          <w:lang w:val="ro-RO"/>
-        </w:rPr>
-        <w:t>Figura 2.1.10 Classes and Objects</w:t>
-      </w:r>
-    </w:p>
-    <w:p>
-      <w:pPr>
-        <w:spacing w:after="160" w:line="259" w:lineRule="auto"/>
+        <w:jc w:val="center"/>
+        <w:rPr>
+          <w:lang w:val="ro-RO"/>
+        </w:rPr>
+      </w:pPr>
+    </w:p>
+    <w:p>
+      <w:pPr>
+        <w:spacing w:after="160" w:line="259" w:lineRule="auto"/>
+        <w:jc w:val="center"/>
+        <w:rPr>
+          <w:lang w:val="ro-RO"/>
+        </w:rPr>
+      </w:pPr>
+      <w:r>
+        <w:rPr>
+          <w:lang w:val="ro-RO"/>
+        </w:rPr>
+        <w:t>Figura 2.1.10</w:t>
+      </w:r>
+      <w:r>
+        <w:rPr>
+          <w:lang w:val="ro-RO"/>
+        </w:rPr>
+        <w:t xml:space="preserve"> -</w:t>
+      </w:r>
+      <w:r>
+        <w:rPr>
+          <w:lang w:val="ro-RO"/>
+        </w:rPr>
+        <w:t xml:space="preserve"> Classes and Objects</w:t>
+      </w:r>
+    </w:p>
+    <w:p>
+      <w:pPr>
+        <w:spacing w:after="160" w:line="259" w:lineRule="auto"/>
+        <w:jc w:val="center"/>
         <w:rPr>
           <w:lang w:val="ro-RO"/>
         </w:rPr>
@@ -2612,36 +2790,52 @@
     <w:p>
       <w:pPr>
         <w:spacing w:after="160" w:line="259" w:lineRule="auto"/>
-        <w:rPr>
-          <w:lang w:val="ro-RO"/>
-        </w:rPr>
-      </w:pPr>
-      <w:r>
-        <w:rPr>
-          <w:lang w:val="ro-RO"/>
-        </w:rPr>
-        <w:t>Figura 2.1.11 Dictionaries</w:t>
-      </w:r>
-    </w:p>
-    <w:p>
-      <w:pPr>
-        <w:spacing w:after="160" w:line="259" w:lineRule="auto"/>
-        <w:rPr>
-          <w:lang w:val="ro-RO"/>
-        </w:rPr>
-      </w:pPr>
-    </w:p>
-    <w:p>
-      <w:pPr>
-        <w:spacing w:after="160" w:line="259" w:lineRule="auto"/>
-        <w:rPr>
-          <w:lang w:val="ro-RO"/>
-        </w:rPr>
-      </w:pPr>
-    </w:p>
-    <w:p>
-      <w:pPr>
-        <w:spacing w:after="160" w:line="259" w:lineRule="auto"/>
+        <w:jc w:val="center"/>
+        <w:rPr>
+          <w:lang w:val="ro-RO"/>
+        </w:rPr>
+      </w:pPr>
+      <w:r>
+        <w:rPr>
+          <w:lang w:val="ro-RO"/>
+        </w:rPr>
+        <w:t>Figura 2.1.11</w:t>
+      </w:r>
+      <w:r>
+        <w:rPr>
+          <w:lang w:val="ro-RO"/>
+        </w:rPr>
+        <w:t xml:space="preserve"> -</w:t>
+      </w:r>
+      <w:r>
+        <w:rPr>
+          <w:lang w:val="ro-RO"/>
+        </w:rPr>
+        <w:t xml:space="preserve"> Dictionaries</w:t>
+      </w:r>
+    </w:p>
+    <w:p>
+      <w:pPr>
+        <w:spacing w:after="160" w:line="259" w:lineRule="auto"/>
+        <w:jc w:val="center"/>
+        <w:rPr>
+          <w:lang w:val="ro-RO"/>
+        </w:rPr>
+      </w:pPr>
+    </w:p>
+    <w:p>
+      <w:pPr>
+        <w:spacing w:after="160" w:line="259" w:lineRule="auto"/>
+        <w:jc w:val="center"/>
+        <w:rPr>
+          <w:lang w:val="ro-RO"/>
+        </w:rPr>
+      </w:pPr>
+    </w:p>
+    <w:p>
+      <w:pPr>
+        <w:spacing w:after="160" w:line="259" w:lineRule="auto"/>
+        <w:jc w:val="center"/>
         <w:rPr>
           <w:lang w:val="ro-RO"/>
         </w:rPr>
@@ -2705,20 +2899,34 @@
     <w:p>
       <w:pPr>
         <w:spacing w:after="160" w:line="259" w:lineRule="auto"/>
-        <w:rPr>
-          <w:lang w:val="ro-RO"/>
-        </w:rPr>
-      </w:pPr>
-      <w:r>
-        <w:rPr>
-          <w:lang w:val="ro-RO"/>
-        </w:rPr>
-        <w:t>Figura 2.1.12 Modules and Packages</w:t>
-      </w:r>
-    </w:p>
-    <w:p>
-      <w:pPr>
-        <w:spacing w:after="160" w:line="259" w:lineRule="auto"/>
+        <w:jc w:val="center"/>
+        <w:rPr>
+          <w:lang w:val="ro-RO"/>
+        </w:rPr>
+      </w:pPr>
+      <w:r>
+        <w:rPr>
+          <w:lang w:val="ro-RO"/>
+        </w:rPr>
+        <w:t>Figura 2.1.12</w:t>
+      </w:r>
+      <w:r>
+        <w:rPr>
+          <w:lang w:val="ro-RO"/>
+        </w:rPr>
+        <w:t xml:space="preserve"> -</w:t>
+      </w:r>
+      <w:r>
+        <w:rPr>
+          <w:lang w:val="ro-RO"/>
+        </w:rPr>
+        <w:t xml:space="preserve"> Modules and Packages</w:t>
+      </w:r>
+    </w:p>
+    <w:p>
+      <w:pPr>
+        <w:spacing w:after="160" w:line="259" w:lineRule="auto"/>
+        <w:jc w:val="center"/>
         <w:rPr>
           <w:lang w:val="ro-RO"/>
         </w:rPr>
@@ -2781,52 +2989,70 @@
     <w:p>
       <w:pPr>
         <w:spacing w:after="160" w:line="259" w:lineRule="auto"/>
-        <w:rPr>
-          <w:lang w:val="ro-RO"/>
-        </w:rPr>
-      </w:pPr>
-      <w:r>
-        <w:rPr>
-          <w:lang w:val="ro-RO"/>
-        </w:rPr>
-        <w:t>Figura 2.1.13 Input and Output</w:t>
-      </w:r>
-    </w:p>
-    <w:p>
-      <w:pPr>
-        <w:spacing w:after="160" w:line="259" w:lineRule="auto"/>
-        <w:rPr>
-          <w:lang w:val="ro-RO"/>
-        </w:rPr>
-      </w:pPr>
-    </w:p>
-    <w:p>
-      <w:pPr>
-        <w:spacing w:after="160" w:line="259" w:lineRule="auto"/>
-        <w:rPr>
-          <w:lang w:val="ro-RO"/>
-        </w:rPr>
-      </w:pPr>
-    </w:p>
-    <w:p>
-      <w:pPr>
-        <w:spacing w:after="160" w:line="259" w:lineRule="auto"/>
-        <w:rPr>
-          <w:lang w:val="ro-RO"/>
-        </w:rPr>
-      </w:pPr>
-    </w:p>
-    <w:p>
-      <w:pPr>
-        <w:spacing w:after="160" w:line="259" w:lineRule="auto"/>
-        <w:rPr>
-          <w:lang w:val="ro-RO"/>
-        </w:rPr>
-      </w:pPr>
-    </w:p>
-    <w:p>
-      <w:pPr>
-        <w:spacing w:after="160" w:line="259" w:lineRule="auto"/>
+        <w:jc w:val="center"/>
+        <w:rPr>
+          <w:lang w:val="ro-RO"/>
+        </w:rPr>
+      </w:pPr>
+      <w:r>
+        <w:rPr>
+          <w:lang w:val="ro-RO"/>
+        </w:rPr>
+        <w:t xml:space="preserve">Figura 2.1.13 </w:t>
+      </w:r>
+      <w:r>
+        <w:rPr>
+          <w:lang w:val="ro-RO"/>
+        </w:rPr>
+        <w:t xml:space="preserve">- </w:t>
+      </w:r>
+      <w:r>
+        <w:rPr>
+          <w:lang w:val="ro-RO"/>
+        </w:rPr>
+        <w:t>Input and Output</w:t>
+      </w:r>
+    </w:p>
+    <w:p>
+      <w:pPr>
+        <w:spacing w:after="160" w:line="259" w:lineRule="auto"/>
+        <w:jc w:val="center"/>
+        <w:rPr>
+          <w:lang w:val="ro-RO"/>
+        </w:rPr>
+      </w:pPr>
+    </w:p>
+    <w:p>
+      <w:pPr>
+        <w:spacing w:after="160" w:line="259" w:lineRule="auto"/>
+        <w:jc w:val="center"/>
+        <w:rPr>
+          <w:lang w:val="ro-RO"/>
+        </w:rPr>
+      </w:pPr>
+    </w:p>
+    <w:p>
+      <w:pPr>
+        <w:spacing w:after="160" w:line="259" w:lineRule="auto"/>
+        <w:jc w:val="center"/>
+        <w:rPr>
+          <w:lang w:val="ro-RO"/>
+        </w:rPr>
+      </w:pPr>
+    </w:p>
+    <w:p>
+      <w:pPr>
+        <w:spacing w:after="160" w:line="259" w:lineRule="auto"/>
+        <w:jc w:val="center"/>
+        <w:rPr>
+          <w:lang w:val="ro-RO"/>
+        </w:rPr>
+      </w:pPr>
+    </w:p>
+    <w:p>
+      <w:pPr>
+        <w:spacing w:after="160" w:line="259" w:lineRule="auto"/>
+        <w:jc w:val="center"/>
         <w:rPr>
           <w:lang w:val="ro-RO"/>
         </w:rPr>
@@ -2890,20 +3116,34 @@
     <w:p>
       <w:pPr>
         <w:spacing w:after="160" w:line="259" w:lineRule="auto"/>
-        <w:rPr>
-          <w:lang w:val="ro-RO"/>
-        </w:rPr>
-      </w:pPr>
-      <w:r>
-        <w:rPr>
-          <w:lang w:val="ro-RO"/>
-        </w:rPr>
-        <w:t>Figura 2.2.1 Generators</w:t>
-      </w:r>
-    </w:p>
-    <w:p>
-      <w:pPr>
-        <w:spacing w:after="160" w:line="259" w:lineRule="auto"/>
+        <w:jc w:val="center"/>
+        <w:rPr>
+          <w:lang w:val="ro-RO"/>
+        </w:rPr>
+      </w:pPr>
+      <w:r>
+        <w:rPr>
+          <w:lang w:val="ro-RO"/>
+        </w:rPr>
+        <w:t>Figura 2.2.1</w:t>
+      </w:r>
+      <w:r>
+        <w:rPr>
+          <w:lang w:val="ro-RO"/>
+        </w:rPr>
+        <w:t xml:space="preserve"> -</w:t>
+      </w:r>
+      <w:r>
+        <w:rPr>
+          <w:lang w:val="ro-RO"/>
+        </w:rPr>
+        <w:t xml:space="preserve"> Generators</w:t>
+      </w:r>
+    </w:p>
+    <w:p>
+      <w:pPr>
+        <w:spacing w:after="160" w:line="259" w:lineRule="auto"/>
+        <w:jc w:val="center"/>
         <w:rPr>
           <w:lang w:val="ro-RO"/>
         </w:rPr>
@@ -2966,52 +3206,70 @@
     <w:p>
       <w:pPr>
         <w:spacing w:after="160" w:line="259" w:lineRule="auto"/>
-        <w:rPr>
-          <w:lang w:val="ro-RO"/>
-        </w:rPr>
-      </w:pPr>
-      <w:r>
-        <w:rPr>
-          <w:lang w:val="ro-RO"/>
-        </w:rPr>
-        <w:t>Figura 2.2.2 List Comprehensions</w:t>
-      </w:r>
-    </w:p>
-    <w:p>
-      <w:pPr>
-        <w:spacing w:after="160" w:line="259" w:lineRule="auto"/>
-        <w:rPr>
-          <w:lang w:val="ro-RO"/>
-        </w:rPr>
-      </w:pPr>
-    </w:p>
-    <w:p>
-      <w:pPr>
-        <w:spacing w:after="160" w:line="259" w:lineRule="auto"/>
-        <w:rPr>
-          <w:lang w:val="ro-RO"/>
-        </w:rPr>
-      </w:pPr>
-    </w:p>
-    <w:p>
-      <w:pPr>
-        <w:spacing w:after="160" w:line="259" w:lineRule="auto"/>
-        <w:rPr>
-          <w:lang w:val="ro-RO"/>
-        </w:rPr>
-      </w:pPr>
-    </w:p>
-    <w:p>
-      <w:pPr>
-        <w:spacing w:after="160" w:line="259" w:lineRule="auto"/>
-        <w:rPr>
-          <w:lang w:val="ro-RO"/>
-        </w:rPr>
-      </w:pPr>
-    </w:p>
-    <w:p>
-      <w:pPr>
-        <w:spacing w:after="160" w:line="259" w:lineRule="auto"/>
+        <w:jc w:val="center"/>
+        <w:rPr>
+          <w:lang w:val="ro-RO"/>
+        </w:rPr>
+      </w:pPr>
+      <w:r>
+        <w:rPr>
+          <w:lang w:val="ro-RO"/>
+        </w:rPr>
+        <w:t>Figura 2.2.2</w:t>
+      </w:r>
+      <w:r>
+        <w:rPr>
+          <w:lang w:val="ro-RO"/>
+        </w:rPr>
+        <w:t xml:space="preserve"> -</w:t>
+      </w:r>
+      <w:r>
+        <w:rPr>
+          <w:lang w:val="ro-RO"/>
+        </w:rPr>
+        <w:t xml:space="preserve"> List Comprehensions</w:t>
+      </w:r>
+    </w:p>
+    <w:p>
+      <w:pPr>
+        <w:spacing w:after="160" w:line="259" w:lineRule="auto"/>
+        <w:jc w:val="center"/>
+        <w:rPr>
+          <w:lang w:val="ro-RO"/>
+        </w:rPr>
+      </w:pPr>
+    </w:p>
+    <w:p>
+      <w:pPr>
+        <w:spacing w:after="160" w:line="259" w:lineRule="auto"/>
+        <w:jc w:val="center"/>
+        <w:rPr>
+          <w:lang w:val="ro-RO"/>
+        </w:rPr>
+      </w:pPr>
+    </w:p>
+    <w:p>
+      <w:pPr>
+        <w:spacing w:after="160" w:line="259" w:lineRule="auto"/>
+        <w:jc w:val="center"/>
+        <w:rPr>
+          <w:lang w:val="ro-RO"/>
+        </w:rPr>
+      </w:pPr>
+    </w:p>
+    <w:p>
+      <w:pPr>
+        <w:spacing w:after="160" w:line="259" w:lineRule="auto"/>
+        <w:jc w:val="center"/>
+        <w:rPr>
+          <w:lang w:val="ro-RO"/>
+        </w:rPr>
+      </w:pPr>
+    </w:p>
+    <w:p>
+      <w:pPr>
+        <w:spacing w:after="160" w:line="259" w:lineRule="auto"/>
+        <w:jc w:val="center"/>
         <w:rPr>
           <w:lang w:val="ro-RO"/>
         </w:rPr>
@@ -3075,20 +3333,34 @@
     <w:p>
       <w:pPr>
         <w:spacing w:after="160" w:line="259" w:lineRule="auto"/>
-        <w:rPr>
-          <w:lang w:val="ro-RO"/>
-        </w:rPr>
-      </w:pPr>
-      <w:r>
-        <w:rPr>
-          <w:lang w:val="ro-RO"/>
-        </w:rPr>
-        <w:t>Figura 2.2.3 Lambda functions</w:t>
-      </w:r>
-    </w:p>
-    <w:p>
-      <w:pPr>
-        <w:spacing w:after="160" w:line="259" w:lineRule="auto"/>
+        <w:jc w:val="center"/>
+        <w:rPr>
+          <w:lang w:val="ro-RO"/>
+        </w:rPr>
+      </w:pPr>
+      <w:r>
+        <w:rPr>
+          <w:lang w:val="ro-RO"/>
+        </w:rPr>
+        <w:t>Figura 2.2.3</w:t>
+      </w:r>
+      <w:r>
+        <w:rPr>
+          <w:lang w:val="ro-RO"/>
+        </w:rPr>
+        <w:t xml:space="preserve"> -</w:t>
+      </w:r>
+      <w:r>
+        <w:rPr>
+          <w:lang w:val="ro-RO"/>
+        </w:rPr>
+        <w:t xml:space="preserve"> Lambda functions</w:t>
+      </w:r>
+    </w:p>
+    <w:p>
+      <w:pPr>
+        <w:spacing w:after="160" w:line="259" w:lineRule="auto"/>
+        <w:jc w:val="center"/>
         <w:rPr>
           <w:lang w:val="ro-RO"/>
         </w:rPr>
@@ -3151,36 +3423,52 @@
     <w:p>
       <w:pPr>
         <w:spacing w:after="160" w:line="259" w:lineRule="auto"/>
-        <w:rPr>
-          <w:lang w:val="ro-RO"/>
-        </w:rPr>
-      </w:pPr>
-      <w:r>
-        <w:rPr>
-          <w:lang w:val="ro-RO"/>
-        </w:rPr>
-        <w:t>Figura 2.2.4 Multiple Function Arguments</w:t>
-      </w:r>
-    </w:p>
-    <w:p>
-      <w:pPr>
-        <w:spacing w:after="160" w:line="259" w:lineRule="auto"/>
-        <w:rPr>
-          <w:lang w:val="ro-RO"/>
-        </w:rPr>
-      </w:pPr>
-    </w:p>
-    <w:p>
-      <w:pPr>
-        <w:spacing w:after="160" w:line="259" w:lineRule="auto"/>
-        <w:rPr>
-          <w:lang w:val="ro-RO"/>
-        </w:rPr>
-      </w:pPr>
-    </w:p>
-    <w:p>
-      <w:pPr>
-        <w:spacing w:after="160" w:line="259" w:lineRule="auto"/>
+        <w:jc w:val="center"/>
+        <w:rPr>
+          <w:lang w:val="ro-RO"/>
+        </w:rPr>
+      </w:pPr>
+      <w:r>
+        <w:rPr>
+          <w:lang w:val="ro-RO"/>
+        </w:rPr>
+        <w:t>Figura 2.2.4</w:t>
+      </w:r>
+      <w:r>
+        <w:rPr>
+          <w:lang w:val="ro-RO"/>
+        </w:rPr>
+        <w:t xml:space="preserve"> -</w:t>
+      </w:r>
+      <w:r>
+        <w:rPr>
+          <w:lang w:val="ro-RO"/>
+        </w:rPr>
+        <w:t xml:space="preserve"> Multiple Function Arguments</w:t>
+      </w:r>
+    </w:p>
+    <w:p>
+      <w:pPr>
+        <w:spacing w:after="160" w:line="259" w:lineRule="auto"/>
+        <w:jc w:val="center"/>
+        <w:rPr>
+          <w:lang w:val="ro-RO"/>
+        </w:rPr>
+      </w:pPr>
+    </w:p>
+    <w:p>
+      <w:pPr>
+        <w:spacing w:after="160" w:line="259" w:lineRule="auto"/>
+        <w:jc w:val="center"/>
+        <w:rPr>
+          <w:lang w:val="ro-RO"/>
+        </w:rPr>
+      </w:pPr>
+    </w:p>
+    <w:p>
+      <w:pPr>
+        <w:spacing w:after="160" w:line="259" w:lineRule="auto"/>
+        <w:jc w:val="center"/>
         <w:rPr>
           <w:lang w:val="ro-RO"/>
         </w:rPr>
@@ -3244,20 +3532,34 @@
     <w:p>
       <w:pPr>
         <w:spacing w:after="160" w:line="259" w:lineRule="auto"/>
-        <w:rPr>
-          <w:lang w:val="ro-RO"/>
-        </w:rPr>
-      </w:pPr>
-      <w:r>
-        <w:rPr>
-          <w:lang w:val="ro-RO"/>
-        </w:rPr>
-        <w:t xml:space="preserve">Figura 2.2.5 Regular Expressions </w:t>
-      </w:r>
-    </w:p>
-    <w:p>
-      <w:pPr>
-        <w:spacing w:after="160" w:line="259" w:lineRule="auto"/>
+        <w:jc w:val="center"/>
+        <w:rPr>
+          <w:lang w:val="ro-RO"/>
+        </w:rPr>
+      </w:pPr>
+      <w:r>
+        <w:rPr>
+          <w:lang w:val="ro-RO"/>
+        </w:rPr>
+        <w:t xml:space="preserve">Figura 2.2.5 </w:t>
+      </w:r>
+      <w:r>
+        <w:rPr>
+          <w:lang w:val="ro-RO"/>
+        </w:rPr>
+        <w:t xml:space="preserve">- </w:t>
+      </w:r>
+      <w:r>
+        <w:rPr>
+          <w:lang w:val="ro-RO"/>
+        </w:rPr>
+        <w:t>Regular Expressions</w:t>
+      </w:r>
+    </w:p>
+    <w:p>
+      <w:pPr>
+        <w:spacing w:after="160" w:line="259" w:lineRule="auto"/>
+        <w:jc w:val="center"/>
         <w:rPr>
           <w:lang w:val="ro-RO"/>
         </w:rPr>
@@ -3320,52 +3622,70 @@
     <w:p>
       <w:pPr>
         <w:spacing w:after="160" w:line="259" w:lineRule="auto"/>
-        <w:rPr>
-          <w:lang w:val="ro-RO"/>
-        </w:rPr>
-      </w:pPr>
-      <w:r>
-        <w:rPr>
-          <w:lang w:val="ro-RO"/>
-        </w:rPr>
-        <w:t>Figura 2.2.6 Exception Handling</w:t>
-      </w:r>
-    </w:p>
-    <w:p>
-      <w:pPr>
-        <w:spacing w:after="160" w:line="259" w:lineRule="auto"/>
-        <w:rPr>
-          <w:lang w:val="ro-RO"/>
-        </w:rPr>
-      </w:pPr>
-    </w:p>
-    <w:p>
-      <w:pPr>
-        <w:spacing w:after="160" w:line="259" w:lineRule="auto"/>
-        <w:rPr>
-          <w:lang w:val="ro-RO"/>
-        </w:rPr>
-      </w:pPr>
-    </w:p>
-    <w:p>
-      <w:pPr>
-        <w:spacing w:after="160" w:line="259" w:lineRule="auto"/>
-        <w:rPr>
-          <w:lang w:val="ro-RO"/>
-        </w:rPr>
-      </w:pPr>
-    </w:p>
-    <w:p>
-      <w:pPr>
-        <w:spacing w:after="160" w:line="259" w:lineRule="auto"/>
-        <w:rPr>
-          <w:lang w:val="ro-RO"/>
-        </w:rPr>
-      </w:pPr>
-    </w:p>
-    <w:p>
-      <w:pPr>
-        <w:spacing w:after="160" w:line="259" w:lineRule="auto"/>
+        <w:jc w:val="center"/>
+        <w:rPr>
+          <w:lang w:val="ro-RO"/>
+        </w:rPr>
+      </w:pPr>
+      <w:r>
+        <w:rPr>
+          <w:lang w:val="ro-RO"/>
+        </w:rPr>
+        <w:t>Figura 2.2.6</w:t>
+      </w:r>
+      <w:r>
+        <w:rPr>
+          <w:lang w:val="ro-RO"/>
+        </w:rPr>
+        <w:t xml:space="preserve"> -</w:t>
+      </w:r>
+      <w:r>
+        <w:rPr>
+          <w:lang w:val="ro-RO"/>
+        </w:rPr>
+        <w:t xml:space="preserve"> Exception Handling</w:t>
+      </w:r>
+    </w:p>
+    <w:p>
+      <w:pPr>
+        <w:spacing w:after="160" w:line="259" w:lineRule="auto"/>
+        <w:jc w:val="center"/>
+        <w:rPr>
+          <w:lang w:val="ro-RO"/>
+        </w:rPr>
+      </w:pPr>
+    </w:p>
+    <w:p>
+      <w:pPr>
+        <w:spacing w:after="160" w:line="259" w:lineRule="auto"/>
+        <w:jc w:val="center"/>
+        <w:rPr>
+          <w:lang w:val="ro-RO"/>
+        </w:rPr>
+      </w:pPr>
+    </w:p>
+    <w:p>
+      <w:pPr>
+        <w:spacing w:after="160" w:line="259" w:lineRule="auto"/>
+        <w:jc w:val="center"/>
+        <w:rPr>
+          <w:lang w:val="ro-RO"/>
+        </w:rPr>
+      </w:pPr>
+    </w:p>
+    <w:p>
+      <w:pPr>
+        <w:spacing w:after="160" w:line="259" w:lineRule="auto"/>
+        <w:jc w:val="center"/>
+        <w:rPr>
+          <w:lang w:val="ro-RO"/>
+        </w:rPr>
+      </w:pPr>
+    </w:p>
+    <w:p>
+      <w:pPr>
+        <w:spacing w:after="160" w:line="259" w:lineRule="auto"/>
+        <w:jc w:val="center"/>
         <w:rPr>
           <w:lang w:val="ro-RO"/>
         </w:rPr>
@@ -3429,20 +3749,34 @@
     <w:p>
       <w:pPr>
         <w:spacing w:after="160" w:line="259" w:lineRule="auto"/>
-        <w:rPr>
-          <w:lang w:val="ro-RO"/>
-        </w:rPr>
-      </w:pPr>
-      <w:r>
-        <w:rPr>
-          <w:lang w:val="ro-RO"/>
-        </w:rPr>
-        <w:t>Figura 2.2.7 Sets</w:t>
-      </w:r>
-    </w:p>
-    <w:p>
-      <w:pPr>
-        <w:spacing w:after="160" w:line="259" w:lineRule="auto"/>
+        <w:jc w:val="center"/>
+        <w:rPr>
+          <w:lang w:val="ro-RO"/>
+        </w:rPr>
+      </w:pPr>
+      <w:r>
+        <w:rPr>
+          <w:lang w:val="ro-RO"/>
+        </w:rPr>
+        <w:t>Figura 2.2.7</w:t>
+      </w:r>
+      <w:r>
+        <w:rPr>
+          <w:lang w:val="ro-RO"/>
+        </w:rPr>
+        <w:t xml:space="preserve"> -</w:t>
+      </w:r>
+      <w:r>
+        <w:rPr>
+          <w:lang w:val="ro-RO"/>
+        </w:rPr>
+        <w:t xml:space="preserve"> Sets</w:t>
+      </w:r>
+    </w:p>
+    <w:p>
+      <w:pPr>
+        <w:spacing w:after="160" w:line="259" w:lineRule="auto"/>
+        <w:jc w:val="center"/>
         <w:rPr>
           <w:lang w:val="ro-RO"/>
         </w:rPr>
@@ -3505,15 +3839,28 @@
     <w:p>
       <w:pPr>
         <w:spacing w:after="160" w:line="259" w:lineRule="auto"/>
-        <w:rPr>
-          <w:lang w:val="ro-RO"/>
-        </w:rPr>
-      </w:pPr>
-      <w:r>
-        <w:rPr>
-          <w:lang w:val="ro-RO"/>
-        </w:rPr>
-        <w:t>Figura 2.2.8 Serialization</w:t>
+        <w:jc w:val="center"/>
+        <w:rPr>
+          <w:lang w:val="ro-RO"/>
+        </w:rPr>
+      </w:pPr>
+      <w:r>
+        <w:rPr>
+          <w:lang w:val="ro-RO"/>
+        </w:rPr>
+        <w:t xml:space="preserve">Figura 2.2.8 </w:t>
+      </w:r>
+      <w:r>
+        <w:rPr>
+          <w:lang w:val="ro-RO"/>
+        </w:rPr>
+        <w:t xml:space="preserve">- </w:t>
+      </w:r>
+      <w:r>
+        <w:rPr>
+          <w:lang w:val="ro-RO"/>
+        </w:rPr>
+        <w:t>Serialization</w:t>
       </w:r>
       <w:r>
         <w:rPr>
@@ -3561,14 +3908,38 @@
           <w:szCs w:val="28"/>
           <w:lang w:val="ro-RO"/>
         </w:rPr>
-        <w:t>In concluzie, in aceasta lucrare am învățat bazele limbajului Phyton, variabile, operatori, inputul si outputul datelor.</w:t>
+        <w:t>In concluzie, in aceasta lucrare am învățat bazele limbajului Pyt</w:t>
+      </w:r>
+      <w:r>
+        <w:rPr>
+          <w:sz w:val="28"/>
+          <w:szCs w:val="28"/>
+          <w:lang w:val="ro-RO"/>
+        </w:rPr>
+        <w:t>h</w:t>
+      </w:r>
+      <w:r>
+        <w:rPr>
+          <w:sz w:val="28"/>
+          <w:szCs w:val="28"/>
+          <w:lang w:val="ro-RO"/>
+        </w:rPr>
+        <w:t>on, variabile, operatori, inputul si outputul datelor.</w:t>
+      </w:r>
+      <w:r>
+        <w:rPr>
+          <w:sz w:val="28"/>
+          <w:szCs w:val="28"/>
+          <w:lang w:val="ro-RO"/>
+        </w:rPr>
+        <w:t xml:space="preserve"> Am înțeles avantajele și dezavantajele folosirii limbajului Python</w:t>
       </w:r>
     </w:p>
     <w:p>
       <w:pPr>
         <w:spacing w:line="360" w:lineRule="auto"/>
         <w:ind w:firstLine="720"/>
-        <w:jc w:val="both"/>
+        <w:jc w:val="center"/>
         <w:rPr>
           <w:lang w:val="ro-RO"/>
         </w:rPr>
